--- a/docs/prd/MasterDataNhaMay.docx
+++ b/docs/prd/MasterDataNhaMay.docx
@@ -2,7 +2,7 @@
 <file path=word/document.xml><?xml version="1.0" encoding="utf-8"?>
 <w:document xmlns:w="http://schemas.openxmlformats.org/wordprocessingml/2006/main" xmlns:m="http://schemas.openxmlformats.org/officeDocument/2006/math" xmlns:r="http://schemas.openxmlformats.org/officeDocument/2006/relationships" xmlns:o="urn:schemas-microsoft-com:office:office" xmlns:v="urn:schemas-microsoft-com:vml" xmlns:w10="urn:schemas-microsoft-com:office:word" xmlns:a="http://schemas.openxmlformats.org/drawingml/2006/main" xmlns:pic="http://schemas.openxmlformats.org/drawingml/2006/picture" xmlns:wp="http://schemas.openxmlformats.org/drawingml/2006/wordprocessingDrawing">
   <w:body>
-    <w:bookmarkStart w:id="31" w:name="Xcb1b7935aee88e6e92153f98a8af3c8731bf829"/>
+    <w:bookmarkStart w:id="28" w:name="Xcb1b7935aee88e6e92153f98a8af3c8731bf829"/>
     <w:p>
       <w:pPr>
         <w:pStyle w:val="Heading1"/>
@@ -34,49 +34,7 @@
         <w:pStyle w:val="BodyText"/>
       </w:pPr>
       <w:r>
-        <w:t xml:space="preserve">Xem thêm:</w:t>
-      </w:r>
-      <w:r>
-        <w:t xml:space="preserve"> </w:t>
-      </w:r>
-      <w:hyperlink r:id="rId9">
-        <w:r>
-          <w:rPr>
-            <w:rStyle w:val="Hyperlink"/>
-          </w:rPr>
-          <w:t xml:space="preserve">mục lục PRD</w:t>
-        </w:r>
-      </w:hyperlink>
-      <w:r>
-        <w:t xml:space="preserve">,</w:t>
-      </w:r>
-      <w:r>
-        <w:t xml:space="preserve"> </w:t>
-      </w:r>
-      <w:hyperlink r:id="rId10">
-        <w:r>
-          <w:rPr>
-            <w:rStyle w:val="Hyperlink"/>
-          </w:rPr>
-          <w:t xml:space="preserve">Quy trình O2C</w:t>
-        </w:r>
-      </w:hyperlink>
-      <w:r>
-        <w:t xml:space="preserve">,</w:t>
-      </w:r>
-      <w:r>
-        <w:t xml:space="preserve"> </w:t>
-      </w:r>
-      <w:hyperlink r:id="rId11">
-        <w:r>
-          <w:rPr>
-            <w:rStyle w:val="Hyperlink"/>
-          </w:rPr>
-          <w:t xml:space="preserve">Màn hình lái xe</w:t>
-        </w:r>
-      </w:hyperlink>
-      <w:r>
-        <w:t xml:space="preserve">.</w:t>
+        <w:t xml:space="preserve">Xem thêm: mục lục PRD, Quy trình O2C, Màn hình lái xe.</w:t>
       </w:r>
     </w:p>
     <w:p>
@@ -87,7 +45,7 @@
         <w:t xml:space="preserve">CUS và Điều vận cần chọn đúng khách hàng, nhà máy và địa điểm khi lập công việc. Lái xe và Ops cần biết chính xác nơi làm hàng cùng người liên hệ. Người quản lý danh mục cần cập nhật thông tin thuận tiện, còn Kế toán cần phân biệt đúng khách hàng và các bên xuất hóa đơn.</w:t>
       </w:r>
     </w:p>
-    <w:bookmarkStart w:id="12" w:name="hai-luồng-tạo-lô"/>
+    <w:bookmarkStart w:id="9" w:name="hai-luồng-tạo-lô"/>
     <w:p>
       <w:pPr>
         <w:pStyle w:val="Heading2"/>
@@ -249,8 +207,8 @@
         <w:t xml:space="preserve">App cần Internet để xem danh mục hiện hành và lưu thay đổi. Người được phân quyền tạo/sửa danh mục thao tác trực tiếp, không qua phê duyệt nội bộ. Người chỉ được lập công việc không tự có thêm quyền quản lý danh mục. Lịch sử thay đổi phải cho biết ai đã sửa, sửa nội dung gì và khi nào.</w:t>
       </w:r>
     </w:p>
-    <w:bookmarkEnd w:id="12"/>
-    <w:bookmarkStart w:id="17" w:name="quan-hệ-và-thông-tin-cần-quản-lý"/>
+    <w:bookmarkEnd w:id="9"/>
+    <w:bookmarkStart w:id="14" w:name="quan-hệ-và-thông-tin-cần-quản-lý"/>
     <w:p>
       <w:pPr>
         <w:pStyle w:val="Heading2"/>
@@ -259,7 +217,7 @@
         <w:t xml:space="preserve">2. Quan hệ và thông tin cần quản lý</w:t>
       </w:r>
     </w:p>
-    <w:bookmarkStart w:id="13" w:name="khách-hàng-nhà-máy-tuyến-và-vị-trí"/>
+    <w:bookmarkStart w:id="10" w:name="khách-hàng-nhà-máy-tuyến-và-vị-trí"/>
     <w:p>
       <w:pPr>
         <w:pStyle w:val="Heading3"/>
@@ -328,8 +286,8 @@
         <w:t xml:space="preserve">Nhà máy và kho là các loại địa điểm khác nhau. Quy tắc tuyến cố định của nhà máy không mặc nhiên áp dụng cho mọi địa điểm khác.</w:t>
       </w:r>
     </w:p>
-    <w:bookmarkEnd w:id="13"/>
-    <w:bookmarkStart w:id="14" w:name="phạm-vi-trong-lô-nhiều-container"/>
+    <w:bookmarkEnd w:id="10"/>
+    <w:bookmarkStart w:id="11" w:name="phạm-vi-trong-lô-nhiều-container"/>
     <w:p>
       <w:pPr>
         <w:pStyle w:val="Heading3"/>
@@ -386,8 +344,8 @@
         <w:t xml:space="preserve">Với LCL, lưu và hiển thị địa điểm, lịch cùng thông tin công việc hàng lẻ mà không cần container. Trường bắt buộc phải phù hợp với loại hàng; không yêu cầu container giả để nhập tuyến hoặc lịch.</w:t>
       </w:r>
     </w:p>
-    <w:bookmarkEnd w:id="14"/>
-    <w:bookmarkStart w:id="15" w:name="dữ-liệu-hiển-thị-của-nhà-máy"/>
+    <w:bookmarkEnd w:id="11"/>
+    <w:bookmarkStart w:id="12" w:name="dữ-liệu-hiển-thị-của-nhà-máy"/>
     <w:p>
       <w:pPr>
         <w:pStyle w:val="Heading3"/>
@@ -587,8 +545,8 @@
         <w:t xml:space="preserve">Không lặp cùng người và số điện thoại ở nhiều dòng với nhãn khác nhau. Nếu có nhiều người liên hệ thực sự khác vai trò, giữ thông tin riêng và ghi rõ vai trò.</w:t>
       </w:r>
     </w:p>
-    <w:bookmarkEnd w:id="15"/>
-    <w:bookmarkStart w:id="16" w:name="thông-tin-hiện-hành-và-lịch-sử"/>
+    <w:bookmarkEnd w:id="12"/>
+    <w:bookmarkStart w:id="13" w:name="thông-tin-hiện-hành-và-lịch-sử"/>
     <w:p>
       <w:pPr>
         <w:pStyle w:val="Heading3"/>
@@ -621,9 +579,9 @@
         <w:t xml:space="preserve">Không âm thầm đổi tuyến, địa điểm làm hàng hoặc bên xuất hóa đơn do một lần sửa danh mục. Việc điều chỉnh hồ sơ tài chính đã phát hành thực hiện theo quy tắc tài chính tương ứng, không bằng cách sửa ngầm danh mục. Nhà máy đổi tên hoặc ngừng hoạt động vẫn phải tra cứu được trong công việc cũ.</w:t>
       </w:r>
     </w:p>
-    <w:bookmarkEnd w:id="16"/>
-    <w:bookmarkEnd w:id="17"/>
-    <w:bookmarkStart w:id="21" w:name="giao-diện-luồng-chuẩn"/>
+    <w:bookmarkEnd w:id="13"/>
+    <w:bookmarkEnd w:id="14"/>
+    <w:bookmarkStart w:id="18" w:name="giao-diện-luồng-chuẩn"/>
     <w:p>
       <w:pPr>
         <w:pStyle w:val="Heading2"/>
@@ -656,7 +614,7 @@
         <w:t xml:space="preserve">trên form của CUS hoặc Điều vận có chọn nhà máy.</w:t>
       </w:r>
     </w:p>
-    <w:bookmarkStart w:id="18" w:name="chọn-theo-quan-hệ-khách-hàng-nhà-máy"/>
+    <w:bookmarkStart w:id="15" w:name="chọn-theo-quan-hệ-khách-hàng-nhà-máy"/>
     <w:p>
       <w:pPr>
         <w:pStyle w:val="Heading3"/>
@@ -769,8 +727,8 @@
         <w:t xml:space="preserve">để giải thích; không chỉ dùng màu xám khiến người dùng không biết vì sao không sửa được.</w:t>
       </w:r>
     </w:p>
-    <w:bookmarkEnd w:id="18"/>
-    <w:bookmarkStart w:id="19" w:name="dữ-liệu-thiếu-và-không-còn-hoạt-động"/>
+    <w:bookmarkEnd w:id="15"/>
+    <w:bookmarkStart w:id="16" w:name="dữ-liệu-thiếu-và-không-còn-hoạt-động"/>
     <w:p>
       <w:pPr>
         <w:pStyle w:val="Heading3"/>
@@ -959,8 +917,8 @@
         <w:t xml:space="preserve">. Tuyến chọn thuộc công việc hiện tại, không tự sửa danh mục nhà máy và không cho ghi đè tuyến đã cấu hình. Nhà máy tạo mới phải có tuyến; việc sửa danh mục là thao tác riêng của người có quyền.</w:t>
       </w:r>
     </w:p>
-    <w:bookmarkEnd w:id="19"/>
-    <w:bookmarkStart w:id="20" w:name="tạo-nhanh-danh-mục"/>
+    <w:bookmarkEnd w:id="16"/>
+    <w:bookmarkStart w:id="17" w:name="tạo-nhanh-danh-mục"/>
     <w:p>
       <w:pPr>
         <w:pStyle w:val="Heading3"/>
@@ -993,9 +951,9 @@
         <w:t xml:space="preserve">Lỗi nằm trong form đang mở, sát trường cần sửa và đọc được khi hộp thoại mở. Người dùng bàn phím được đưa đến vị trí cần xử lý; không phải đóng form mới thấy lỗi.</w:t>
       </w:r>
     </w:p>
-    <w:bookmarkEnd w:id="20"/>
-    <w:bookmarkEnd w:id="21"/>
-    <w:bookmarkStart w:id="26" w:name="lệnh-chạy-ngoài"/>
+    <w:bookmarkEnd w:id="17"/>
+    <w:bookmarkEnd w:id="18"/>
+    <w:bookmarkStart w:id="23" w:name="lệnh-chạy-ngoài"/>
     <w:p>
       <w:pPr>
         <w:pStyle w:val="Heading2"/>
@@ -1220,7 +1178,7 @@
         <w:t xml:space="preserve">: mục đích của loại lô này là nhận hàng từ bên ngoài khi thiếu lệnh hoặc chạy xa nhà, không phải tối ưu xe rỗng.</w:t>
       </w:r>
     </w:p>
-    <w:bookmarkStart w:id="22" w:name="lựa-chọn-và-phạm-vi-áp-dụng"/>
+    <w:bookmarkStart w:id="19" w:name="lựa-chọn-và-phạm-vi-áp-dụng"/>
     <w:p>
       <w:pPr>
         <w:pStyle w:val="Heading3"/>
@@ -1333,8 +1291,8 @@
         <w:t xml:space="preserve">Vẫn kiểm tra quyền, trường bắt buộc, ngày, số lượng, số tiền và định dạng container phù hợp với công việc. Không dùng số container tùy ý hoặc container giả để vượt điều kiện.</w:t>
       </w:r>
     </w:p>
-    <w:bookmarkEnd w:id="22"/>
-    <w:bookmarkStart w:id="23" w:name="chọn-danh-mục-hoặc-nhập-thông-tin-riêng"/>
+    <w:bookmarkEnd w:id="19"/>
+    <w:bookmarkStart w:id="20" w:name="chọn-danh-mục-hoặc-nhập-thông-tin-riêng"/>
     <w:p>
       <w:pPr>
         <w:pStyle w:val="Heading3"/>
@@ -1597,8 +1555,8 @@
         <w:t xml:space="preserve">Cảng và địa điểm vẫn thuộc đúng container/công việc trong lô nhiều container.</w:t>
       </w:r>
     </w:p>
-    <w:bookmarkEnd w:id="23"/>
-    <w:bookmarkStart w:id="24" w:name="tìm-kiếm-và-thao-tác-bàn-phím"/>
+    <w:bookmarkEnd w:id="20"/>
+    <w:bookmarkStart w:id="21" w:name="tìm-kiếm-và-thao-tác-bàn-phím"/>
     <w:p>
       <w:pPr>
         <w:pStyle w:val="Heading3"/>
@@ -1689,8 +1647,8 @@
         <w:t xml:space="preserve">Người dùng công cụ đọc màn hình nhận biết được tên trường, mục đang chọn và kết quả tìm kiếm.</w:t>
       </w:r>
     </w:p>
-    <w:bookmarkEnd w:id="24"/>
-    <w:bookmarkStart w:id="25" w:name="sử-dụng-thông-tin-ở-các-phân-hệ"/>
+    <w:bookmarkEnd w:id="21"/>
+    <w:bookmarkStart w:id="22" w:name="sử-dụng-thông-tin-ở-các-phân-hệ"/>
     <w:p>
       <w:pPr>
         <w:pStyle w:val="Heading3"/>
@@ -1943,237 +1901,223 @@
         <w:t xml:space="preserve">Đối soát công nợ phải giữ đúng chủ thể và công việc. Không thêm bước phê duyệt nội bộ cho lô chạy ngoài; các quy tắc công nợ và xuất hóa đơn áp dụng theo nghiệp vụ tương ứng.</w:t>
       </w:r>
     </w:p>
+    <w:bookmarkEnd w:id="22"/>
+    <w:bookmarkEnd w:id="23"/>
+    <w:bookmarkStart w:id="24" w:name="yêu-cầu-giao-diện-dùng-chung"/>
+    <w:p>
+      <w:pPr>
+        <w:pStyle w:val="Heading2"/>
+      </w:pPr>
+      <w:r>
+        <w:t xml:space="preserve">5. Yêu cầu giao diện dùng chung</w:t>
+      </w:r>
+    </w:p>
+    <w:p>
+      <w:pPr>
+        <w:pStyle w:val="FirstParagraph"/>
+      </w:pPr>
+      <w:r>
+        <w:t xml:space="preserve">Danh mục nhiều dữ liệu cần tìm kiếm thuận tiện và xem được nhiều bản ghi hữu ích. Máy tính giữ bảng gọn; máy tính bảng và điện thoại ưu tiên tên, khách hàng, địa điểm và hành động cần dùng, mở thông tin phụ khi cần. Tránh một bản ghi biến thành nhiều hàng cao hoặc có hàng trống cho dữ liệu không tồn tại.</w:t>
+      </w:r>
+    </w:p>
+    <w:p>
+      <w:pPr>
+        <w:pStyle w:val="BodyText"/>
+      </w:pPr>
+      <w:r>
+        <w:t xml:space="preserve">Form khách hàng/nhà máy/tuyến có nhãn và nút rõ, các trường liên quan đặt gần nhau. Trên điện thoại, dùng đủ chiều rộng và chuyển trường thành một cột khi hai cột quá hẹp. Tránh lề cộng dồn, thẻ trang trí lồng nhau, tiêu đề quá lớn hoặc khoảng trắng làm người dùng cuộn nhiều.</w:t>
+      </w:r>
+    </w:p>
+    <w:p>
+      <w:pPr>
+        <w:pStyle w:val="BodyText"/>
+      </w:pPr>
+      <w:r>
+        <w:t xml:space="preserve">Tên dài, số điện thoại và mã nhận diện vẫn đọc được. Nút dễ chạm, không chồng nhau; thao tác dùng được bằng bàn phím, vị trí đang điều khiển rõ. Khi mở bàn phím ảo, người dùng vẫn xem được lỗi, đóng form hoặc lưu mà không mất nội dung.</w:t>
+      </w:r>
+    </w:p>
+    <w:p>
+      <w:pPr>
+        <w:pStyle w:val="BodyText"/>
+      </w:pPr>
+      <w:r>
+        <w:t xml:space="preserve">Mất kết nối phải báo rõ chưa thể lưu, giữ nội dung đang làm trên màn hình và cảnh báo nếu rời trang sẽ làm mất phần chưa lưu. Khi có mạng, người dùng chủ động tiếp tục. Nếu chưa biết lần lưu trước đã thành công hay chưa, hệ thống cần làm rõ kết quả trước khi thử lại để tránh tạo mục trùng. Không có chế độ làm việc ngoại tuyến hoặc tự gửi lại thao tác.</w:t>
+      </w:r>
+    </w:p>
+    <w:bookmarkEnd w:id="24"/>
+    <w:bookmarkStart w:id="25" w:name="tiêu-chí-nghiệm-thu"/>
+    <w:p>
+      <w:pPr>
+        <w:pStyle w:val="Heading2"/>
+      </w:pPr>
+      <w:r>
+        <w:t xml:space="preserve">6. Tiêu chí nghiệm thu</w:t>
+      </w:r>
+    </w:p>
+    <w:p>
+      <w:pPr>
+        <w:pStyle w:val="Compact"/>
+        <w:numPr>
+          <w:ilvl w:val="0"/>
+          <w:numId w:val="1007"/>
+        </w:numPr>
+      </w:pPr>
+      <w:r>
+        <w:t xml:space="preserve">Chọn khách hàng chỉ thấy nhà máy hợp lệ của khách hàng đó; đổi khách hàng không giữ nhà máy cũ sai quan hệ. Việc tìm kiếm hoặc tải danh sách không làm mất lựa chọn mới nhất.</w:t>
+      </w:r>
+    </w:p>
+    <w:p>
+      <w:pPr>
+        <w:pStyle w:val="Compact"/>
+        <w:numPr>
+          <w:ilvl w:val="0"/>
+          <w:numId w:val="1007"/>
+        </w:numPr>
+      </w:pPr>
+      <w:r>
+        <w:t xml:space="preserve">Luồng chuẩn điền đúng tuyến/vị trí của từng nhà máy. Một lô có hai container tại hai nhà máy khác nhau vẫn giữ đúng tuyến và địa điểm của mỗi công việc.</w:t>
+      </w:r>
+    </w:p>
+    <w:p>
+      <w:pPr>
+        <w:pStyle w:val="Compact"/>
+        <w:numPr>
+          <w:ilvl w:val="0"/>
+          <w:numId w:val="1007"/>
+        </w:numPr>
+      </w:pPr>
+      <w:r>
+        <w:t xml:space="preserve">Nhà máy cũ thiếu tuyến cho phép chọn tuyến hợp lệ riêng cho công việc; không phát lệnh khi còn thiếu, không sửa ngầm danh mục và không ghi đè tuyến đã có. Tạo nhà máy mới phải có tuyến.</w:t>
+      </w:r>
+    </w:p>
+    <w:p>
+      <w:pPr>
+        <w:pStyle w:val="Compact"/>
+        <w:numPr>
+          <w:ilvl w:val="0"/>
+          <w:numId w:val="1007"/>
+        </w:numPr>
+      </w:pPr>
+      <w:r>
+        <w:t xml:space="preserve">Nhà máy ngừng hoạt động, danh sách rỗng, đang tải và lỗi tải có thông báo khác nhau cùng bước xử lý phù hợp. Công việc cũ vẫn xem được nhà máy đã sử dụng.</w:t>
+      </w:r>
+    </w:p>
+    <w:p>
+      <w:pPr>
+        <w:pStyle w:val="Compact"/>
+        <w:numPr>
+          <w:ilvl w:val="0"/>
+          <w:numId w:val="1007"/>
+        </w:numPr>
+      </w:pPr>
+      <w:r>
+        <w:t xml:space="preserve">Tên ngắn, tên đầy đủ, địa chỉ, liên hệ và thông tin xuất hóa đơn đúng chủ thể. Chi tiết lái xe giữ thứ tự và nhãn theo Màn hình lái xe, không lấy khách hàng thay cho nhà máy thiếu thông tin.</w:t>
+      </w:r>
+    </w:p>
+    <w:p>
+      <w:pPr>
+        <w:pStyle w:val="Compact"/>
+        <w:numPr>
+          <w:ilvl w:val="0"/>
+          <w:numId w:val="1007"/>
+        </w:numPr>
+      </w:pPr>
+      <w:r>
+        <w:t xml:space="preserve">Lệnh chạy ngoài mặc định tắt; bật/tắt giữ nội dung đang nhập và áp dụng đúng quy tắc. Lô chạy ngoài chỉ dùng cước do khách báo và các phí chi hộ; không có cơ chế tích chọn để bỏ qua kiểm tra cước phí.</w:t>
+      </w:r>
+    </w:p>
+    <w:p>
+      <w:pPr>
+        <w:pStyle w:val="Compact"/>
+        <w:numPr>
+          <w:ilvl w:val="0"/>
+          <w:numId w:val="1007"/>
+        </w:numPr>
+      </w:pPr>
+      <w:r>
+        <w:t xml:space="preserve">Chọn danh mục hoặc nhập riêng rồi mở lại đều giữ đúng thông tin. Phối hợp hai cách nhập không làm sai quan hệ hoặc tự tăng danh mục. Người không có quyền quản lý danh mục không thể dùng tạo nhanh để thêm mục.</w:t>
+      </w:r>
+    </w:p>
+    <w:p>
+      <w:pPr>
+        <w:pStyle w:val="Compact"/>
+        <w:numPr>
+          <w:ilvl w:val="0"/>
+          <w:numId w:val="1007"/>
+        </w:numPr>
+      </w:pPr>
+      <w:r>
+        <w:t xml:space="preserve">Tạo nhanh thành công thì chọn được ngay. Lỗi, gián đoạn hoặc thử lại không tạo mục trùng, không làm mất bản nháp và không báo thành công sai.</w:t>
+      </w:r>
+    </w:p>
+    <w:p>
+      <w:pPr>
+        <w:pStyle w:val="Compact"/>
+        <w:numPr>
+          <w:ilvl w:val="0"/>
+          <w:numId w:val="1007"/>
+        </w:numPr>
+      </w:pPr>
+      <w:r>
+        <w:t xml:space="preserve">Lô chạy ngoài hợp lệ đi qua lập lô, phân xe, phát lệnh và được CUS, Điều vận, lái xe, Ops đọc đúng tên/địa điểm. LCL đi qua công việc phù hợp mà không có container giả; hàng nhập phân biệt điểm giao với nơi trả vỏ.</w:t>
+      </w:r>
+    </w:p>
+    <w:p>
+      <w:pPr>
+        <w:pStyle w:val="Compact"/>
+        <w:numPr>
+          <w:ilvl w:val="0"/>
+          <w:numId w:val="1007"/>
+        </w:numPr>
+      </w:pPr>
+      <w:r>
+        <w:t xml:space="preserve">Danh mục, tìm kiếm và form dùng được trên điện thoại, máy tính bảng và máy tính với nhiều bản ghi, tên dài và bàn phím. Người có quyền thao tác trực tiếp khi có Internet, không có phê duyệt nội bộ hoặc tự gửi lại sau mất mạng.</w:t>
+      </w:r>
+    </w:p>
+    <w:p>
+      <w:pPr>
+        <w:pStyle w:val="Compact"/>
+        <w:numPr>
+          <w:ilvl w:val="0"/>
+          <w:numId w:val="1007"/>
+        </w:numPr>
+      </w:pPr>
+      <w:r>
+        <w:t xml:space="preserve">Sửa danh mục áp dụng cho công việc mới; công việc hoàn thành và hồ sơ tài chính đã phát hành giữ đúng thông tin đã sử dụng. Cập nhật công việc đang thực hiện là thao tác chủ động theo quyền, xem được nội dung cũ/mới, có lịch sử và thông báo đến lái xe/Ops liên quan.</w:t>
+      </w:r>
+    </w:p>
+    <w:p>
+      <w:pPr>
+        <w:pStyle w:val="Compact"/>
+        <w:numPr>
+          <w:ilvl w:val="0"/>
+          <w:numId w:val="1007"/>
+        </w:numPr>
+      </w:pPr>
+      <w:r>
+        <w:t xml:space="preserve">Danh sách và chi tiết nhận diện gọn lệnh chạy ngoài, lọc ra đúng các lệnh đã chọn chạy ngoài và không lặp nhãn cạnh từng trường.</w:t>
+      </w:r>
+    </w:p>
     <w:bookmarkEnd w:id="25"/>
+    <w:bookmarkStart w:id="26" w:name="câu-hỏi-nghiệp-vụ-còn-mở"/>
+    <w:p>
+      <w:pPr>
+        <w:pStyle w:val="Heading2"/>
+      </w:pPr>
+      <w:r>
+        <w:t xml:space="preserve">7. Câu hỏi nghiệp vụ còn mở</w:t>
+      </w:r>
+    </w:p>
+    <w:p>
+      <w:pPr>
+        <w:pStyle w:val="FirstParagraph"/>
+      </w:pPr>
+      <w:r>
+        <w:t xml:space="preserve">Khi một công việc hoặc loại phí có nhiều người liên hệ hay bên xuất hóa đơn cùng hợp lệ, cần thống nhất bên nào được sử dụng và người dùng cần thấy những lựa chọn nào. Trong khi chưa rõ, phải thể hiện các bên theo đúng vai trò đã biết và chỉ rõ phần cần bổ sung; không lấy thông tin của bên khác để che phần thiếu.</w:t>
+      </w:r>
+    </w:p>
     <w:bookmarkEnd w:id="26"/>
-    <w:bookmarkStart w:id="27" w:name="yêu-cầu-giao-diện-dùng-chung"/>
-    <w:p>
-      <w:pPr>
-        <w:pStyle w:val="Heading2"/>
-      </w:pPr>
-      <w:r>
-        <w:t xml:space="preserve">5. Yêu cầu giao diện dùng chung</w:t>
-      </w:r>
-    </w:p>
-    <w:p>
-      <w:pPr>
-        <w:pStyle w:val="FirstParagraph"/>
-      </w:pPr>
-      <w:r>
-        <w:t xml:space="preserve">Danh mục nhiều dữ liệu cần tìm kiếm thuận tiện và xem được nhiều bản ghi hữu ích. Máy tính giữ bảng gọn; máy tính bảng và điện thoại ưu tiên tên, khách hàng, địa điểm và hành động cần dùng, mở thông tin phụ khi cần. Tránh một bản ghi biến thành nhiều hàng cao hoặc có hàng trống cho dữ liệu không tồn tại.</w:t>
-      </w:r>
-    </w:p>
-    <w:p>
-      <w:pPr>
-        <w:pStyle w:val="BodyText"/>
-      </w:pPr>
-      <w:r>
-        <w:t xml:space="preserve">Form khách hàng/nhà máy/tuyến có nhãn và nút rõ, các trường liên quan đặt gần nhau. Trên điện thoại, dùng đủ chiều rộng và chuyển trường thành một cột khi hai cột quá hẹp. Tránh lề cộng dồn, thẻ trang trí lồng nhau, tiêu đề quá lớn hoặc khoảng trắng làm người dùng cuộn nhiều.</w:t>
-      </w:r>
-    </w:p>
-    <w:p>
-      <w:pPr>
-        <w:pStyle w:val="BodyText"/>
-      </w:pPr>
-      <w:r>
-        <w:t xml:space="preserve">Tên dài, số điện thoại và mã nhận diện vẫn đọc được. Nút dễ chạm, không chồng nhau; thao tác dùng được bằng bàn phím, vị trí đang điều khiển rõ. Khi mở bàn phím ảo, người dùng vẫn xem được lỗi, đóng form hoặc lưu mà không mất nội dung.</w:t>
-      </w:r>
-    </w:p>
-    <w:p>
-      <w:pPr>
-        <w:pStyle w:val="BodyText"/>
-      </w:pPr>
-      <w:r>
-        <w:t xml:space="preserve">Mất kết nối phải báo rõ chưa thể lưu, giữ nội dung đang làm trên màn hình và cảnh báo nếu rời trang sẽ làm mất phần chưa lưu. Khi có mạng, người dùng chủ động tiếp tục. Nếu chưa biết lần lưu trước đã thành công hay chưa, hệ thống cần làm rõ kết quả trước khi thử lại để tránh tạo mục trùng. Không có chế độ làm việc ngoại tuyến hoặc tự gửi lại thao tác.</w:t>
-      </w:r>
-    </w:p>
-    <w:bookmarkEnd w:id="27"/>
-    <w:bookmarkStart w:id="28" w:name="tiêu-chí-nghiệm-thu"/>
-    <w:p>
-      <w:pPr>
-        <w:pStyle w:val="Heading2"/>
-      </w:pPr>
-      <w:r>
-        <w:t xml:space="preserve">6. Tiêu chí nghiệm thu</w:t>
-      </w:r>
-    </w:p>
-    <w:p>
-      <w:pPr>
-        <w:pStyle w:val="Compact"/>
-        <w:numPr>
-          <w:ilvl w:val="0"/>
-          <w:numId w:val="1007"/>
-        </w:numPr>
-      </w:pPr>
-      <w:r>
-        <w:t xml:space="preserve">Chọn khách hàng chỉ thấy nhà máy hợp lệ của khách hàng đó; đổi khách hàng không giữ nhà máy cũ sai quan hệ. Việc tìm kiếm hoặc tải danh sách không làm mất lựa chọn mới nhất.</w:t>
-      </w:r>
-    </w:p>
-    <w:p>
-      <w:pPr>
-        <w:pStyle w:val="Compact"/>
-        <w:numPr>
-          <w:ilvl w:val="0"/>
-          <w:numId w:val="1007"/>
-        </w:numPr>
-      </w:pPr>
-      <w:r>
-        <w:t xml:space="preserve">Luồng chuẩn điền đúng tuyến/vị trí của từng nhà máy. Một lô có hai container tại hai nhà máy khác nhau vẫn giữ đúng tuyến và địa điểm của mỗi công việc.</w:t>
-      </w:r>
-    </w:p>
-    <w:p>
-      <w:pPr>
-        <w:pStyle w:val="Compact"/>
-        <w:numPr>
-          <w:ilvl w:val="0"/>
-          <w:numId w:val="1007"/>
-        </w:numPr>
-      </w:pPr>
-      <w:r>
-        <w:t xml:space="preserve">Nhà máy cũ thiếu tuyến cho phép chọn tuyến hợp lệ riêng cho công việc; không phát lệnh khi còn thiếu, không sửa ngầm danh mục và không ghi đè tuyến đã có. Tạo nhà máy mới phải có tuyến.</w:t>
-      </w:r>
-    </w:p>
-    <w:p>
-      <w:pPr>
-        <w:pStyle w:val="Compact"/>
-        <w:numPr>
-          <w:ilvl w:val="0"/>
-          <w:numId w:val="1007"/>
-        </w:numPr>
-      </w:pPr>
-      <w:r>
-        <w:t xml:space="preserve">Nhà máy ngừng hoạt động, danh sách rỗng, đang tải và lỗi tải có thông báo khác nhau cùng bước xử lý phù hợp. Công việc cũ vẫn xem được nhà máy đã sử dụng.</w:t>
-      </w:r>
-    </w:p>
-    <w:p>
-      <w:pPr>
-        <w:pStyle w:val="Compact"/>
-        <w:numPr>
-          <w:ilvl w:val="0"/>
-          <w:numId w:val="1007"/>
-        </w:numPr>
-      </w:pPr>
-      <w:r>
-        <w:t xml:space="preserve">Tên ngắn, tên đầy đủ, địa chỉ, liên hệ và thông tin xuất hóa đơn đúng chủ thể. Chi tiết lái xe giữ thứ tự và nhãn theo</w:t>
-      </w:r>
-      <w:r>
-        <w:t xml:space="preserve"> </w:t>
-      </w:r>
-      <w:hyperlink r:id="rId11">
-        <w:r>
-          <w:rPr>
-            <w:rStyle w:val="Hyperlink"/>
-          </w:rPr>
-          <w:t xml:space="preserve">Màn hình lái xe</w:t>
-        </w:r>
-      </w:hyperlink>
-      <w:r>
-        <w:t xml:space="preserve">, không lấy khách hàng thay cho nhà máy thiếu thông tin.</w:t>
-      </w:r>
-    </w:p>
-    <w:p>
-      <w:pPr>
-        <w:pStyle w:val="Compact"/>
-        <w:numPr>
-          <w:ilvl w:val="0"/>
-          <w:numId w:val="1007"/>
-        </w:numPr>
-      </w:pPr>
-      <w:r>
-        <w:t xml:space="preserve">Lệnh chạy ngoài mặc định tắt; bật/tắt giữ nội dung đang nhập và áp dụng đúng quy tắc. Lô chạy ngoài chỉ dùng cước do khách báo và các phí chi hộ; không có cơ chế tích chọn để bỏ qua kiểm tra cước phí.</w:t>
-      </w:r>
-    </w:p>
-    <w:p>
-      <w:pPr>
-        <w:pStyle w:val="Compact"/>
-        <w:numPr>
-          <w:ilvl w:val="0"/>
-          <w:numId w:val="1007"/>
-        </w:numPr>
-      </w:pPr>
-      <w:r>
-        <w:t xml:space="preserve">Chọn danh mục hoặc nhập riêng rồi mở lại đều giữ đúng thông tin. Phối hợp hai cách nhập không làm sai quan hệ hoặc tự tăng danh mục. Người không có quyền quản lý danh mục không thể dùng tạo nhanh để thêm mục.</w:t>
-      </w:r>
-    </w:p>
-    <w:p>
-      <w:pPr>
-        <w:pStyle w:val="Compact"/>
-        <w:numPr>
-          <w:ilvl w:val="0"/>
-          <w:numId w:val="1007"/>
-        </w:numPr>
-      </w:pPr>
-      <w:r>
-        <w:t xml:space="preserve">Tạo nhanh thành công thì chọn được ngay. Lỗi, gián đoạn hoặc thử lại không tạo mục trùng, không làm mất bản nháp và không báo thành công sai.</w:t>
-      </w:r>
-    </w:p>
-    <w:p>
-      <w:pPr>
-        <w:pStyle w:val="Compact"/>
-        <w:numPr>
-          <w:ilvl w:val="0"/>
-          <w:numId w:val="1007"/>
-        </w:numPr>
-      </w:pPr>
-      <w:r>
-        <w:t xml:space="preserve">Lô chạy ngoài hợp lệ đi qua lập lô, phân xe, phát lệnh và được CUS, Điều vận, lái xe, Ops đọc đúng tên/địa điểm. LCL đi qua công việc phù hợp mà không có container giả; hàng nhập phân biệt điểm giao với nơi trả vỏ.</w:t>
-      </w:r>
-    </w:p>
-    <w:p>
-      <w:pPr>
-        <w:pStyle w:val="Compact"/>
-        <w:numPr>
-          <w:ilvl w:val="0"/>
-          <w:numId w:val="1007"/>
-        </w:numPr>
-      </w:pPr>
-      <w:r>
-        <w:t xml:space="preserve">Danh mục, tìm kiếm và form dùng được trên điện thoại, máy tính bảng và máy tính với nhiều bản ghi, tên dài và bàn phím. Người có quyền thao tác trực tiếp khi có Internet, không có phê duyệt nội bộ hoặc tự gửi lại sau mất mạng.</w:t>
-      </w:r>
-    </w:p>
-    <w:p>
-      <w:pPr>
-        <w:pStyle w:val="Compact"/>
-        <w:numPr>
-          <w:ilvl w:val="0"/>
-          <w:numId w:val="1007"/>
-        </w:numPr>
-      </w:pPr>
-      <w:r>
-        <w:t xml:space="preserve">Sửa danh mục áp dụng cho công việc mới; công việc hoàn thành và hồ sơ tài chính đã phát hành giữ đúng thông tin đã sử dụng. Cập nhật công việc đang thực hiện là thao tác chủ động theo quyền, xem được nội dung cũ/mới, có lịch sử và thông báo đến lái xe/Ops liên quan.</w:t>
-      </w:r>
-    </w:p>
-    <w:p>
-      <w:pPr>
-        <w:pStyle w:val="Compact"/>
-        <w:numPr>
-          <w:ilvl w:val="0"/>
-          <w:numId w:val="1007"/>
-        </w:numPr>
-      </w:pPr>
-      <w:r>
-        <w:t xml:space="preserve">Danh sách và chi tiết nhận diện gọn lệnh chạy ngoài, lọc ra đúng các lệnh đã chọn chạy ngoài và không lặp nhãn cạnh từng trường.</w:t>
-      </w:r>
-    </w:p>
-    <w:bookmarkEnd w:id="28"/>
-    <w:bookmarkStart w:id="29" w:name="câu-hỏi-nghiệp-vụ-còn-mở"/>
-    <w:p>
-      <w:pPr>
-        <w:pStyle w:val="Heading2"/>
-      </w:pPr>
-      <w:r>
-        <w:t xml:space="preserve">7. Câu hỏi nghiệp vụ còn mở</w:t>
-      </w:r>
-    </w:p>
-    <w:p>
-      <w:pPr>
-        <w:pStyle w:val="FirstParagraph"/>
-      </w:pPr>
-      <w:r>
-        <w:t xml:space="preserve">Khi một công việc hoặc loại phí có nhiều người liên hệ hay bên xuất hóa đơn cùng hợp lệ, cần thống nhất bên nào được sử dụng và người dùng cần thấy những lựa chọn nào. Trong khi chưa rõ, phải thể hiện các bên theo đúng vai trò đã biết và chỉ rõ phần cần bổ sung; không lấy thông tin của bên khác để che phần thiếu.</w:t>
-      </w:r>
-    </w:p>
-    <w:bookmarkEnd w:id="29"/>
-    <w:bookmarkStart w:id="30" w:name="cảng-và-vùng-phụ-phí"/>
+    <w:bookmarkStart w:id="27" w:name="cảng-và-vùng-phụ-phí"/>
     <w:p>
       <w:pPr>
         <w:pStyle w:val="Heading2"/>
@@ -2288,8 +2232,8 @@
         <w:t xml:space="preserve">Thêm một cảng mới và gán vào vùng phụ phí phải thực hiện được thuần dữ liệu: chỉ thao tác danh mục, không sửa phần mềm, không cần triển khai lại.</w:t>
       </w:r>
     </w:p>
-    <w:bookmarkEnd w:id="30"/>
-    <w:bookmarkEnd w:id="31"/>
+    <w:bookmarkEnd w:id="27"/>
+    <w:bookmarkEnd w:id="28"/>
     <w:sectPr>
       <w:footnotePr>
         <w:numRestart w:val="eachSect"/>
